--- a/02_configuracao/ficheiros_config/Configuração do DSN(psqlODBC ).docx
+++ b/02_configuracao/ficheiros_config/Configuração do DSN(psqlODBC ).docx
@@ -103,10 +103,10 @@
           <w:szCs w:val="28"/>
         </w:rPr>
         <w:drawing>
-          <wp:inline distT="0" distB="0" distL="0" distR="0" wp14:anchorId="0B16539F" wp14:editId="3C3AF21C">
-            <wp:extent cx="4914900" cy="3444589"/>
-            <wp:effectExtent l="0" t="0" r="0" b="3810"/>
-            <wp:docPr id="1078775771" name="Imagem 1"/>
+          <wp:inline distT="0" distB="0" distL="0" distR="0" wp14:anchorId="69AD8601" wp14:editId="40FAC8CD">
+            <wp:extent cx="4435224" cy="3292125"/>
+            <wp:effectExtent l="0" t="0" r="3810" b="3810"/>
+            <wp:docPr id="894090447" name="Imagem 1"/>
             <wp:cNvGraphicFramePr>
               <a:graphicFrameLocks xmlns:a="http://schemas.openxmlformats.org/drawingml/2006/main" noChangeAspect="1"/>
             </wp:cNvGraphicFramePr>
@@ -114,17 +114,11 @@
               <a:graphicData uri="http://schemas.openxmlformats.org/drawingml/2006/picture">
                 <pic:pic xmlns:pic="http://schemas.openxmlformats.org/drawingml/2006/picture">
                   <pic:nvPicPr>
-                    <pic:cNvPr id="1078775771" name="Imagem 1078775771"/>
+                    <pic:cNvPr id="894090447" name=""/>
                     <pic:cNvPicPr/>
                   </pic:nvPicPr>
                   <pic:blipFill>
-                    <a:blip r:embed="rId6">
-                      <a:extLst>
-                        <a:ext uri="{28A0092B-C50C-407E-A947-70E740481C1C}">
-                          <a14:useLocalDpi xmlns:a14="http://schemas.microsoft.com/office/drawing/2010/main" val="0"/>
-                        </a:ext>
-                      </a:extLst>
-                    </a:blip>
+                    <a:blip r:embed="rId6"/>
                     <a:stretch>
                       <a:fillRect/>
                     </a:stretch>
@@ -132,7 +126,7 @@
                   <pic:spPr>
                     <a:xfrm>
                       <a:off x="0" y="0"/>
-                      <a:ext cx="4981807" cy="3491481"/>
+                      <a:ext cx="4435224" cy="3292125"/>
                     </a:xfrm>
                     <a:prstGeom prst="rect">
                       <a:avLst/>
@@ -175,15 +169,14 @@
       <w:r>
         <w:rPr>
           <w:rFonts w:ascii="Times New Roman" w:hAnsi="Times New Roman" w:cs="Times New Roman"/>
-          <w:noProof/>
           <w:sz w:val="24"/>
           <w:szCs w:val="28"/>
         </w:rPr>
         <w:drawing>
-          <wp:inline distT="0" distB="0" distL="0" distR="0" wp14:anchorId="6329354D" wp14:editId="2CD34442">
-            <wp:extent cx="4933950" cy="3496815"/>
-            <wp:effectExtent l="0" t="0" r="0" b="8890"/>
-            <wp:docPr id="1160201477" name="Imagem 2"/>
+          <wp:inline distT="0" distB="0" distL="0" distR="0" wp14:anchorId="3449210A" wp14:editId="74855EB6">
+            <wp:extent cx="4580017" cy="3314987"/>
+            <wp:effectExtent l="0" t="0" r="0" b="0"/>
+            <wp:docPr id="1952318910" name="Imagem 1"/>
             <wp:cNvGraphicFramePr>
               <a:graphicFrameLocks xmlns:a="http://schemas.openxmlformats.org/drawingml/2006/main" noChangeAspect="1"/>
             </wp:cNvGraphicFramePr>
@@ -191,17 +184,11 @@
               <a:graphicData uri="http://schemas.openxmlformats.org/drawingml/2006/picture">
                 <pic:pic xmlns:pic="http://schemas.openxmlformats.org/drawingml/2006/picture">
                   <pic:nvPicPr>
-                    <pic:cNvPr id="1160201477" name="Imagem 1160201477"/>
+                    <pic:cNvPr id="1952318910" name=""/>
                     <pic:cNvPicPr/>
                   </pic:nvPicPr>
                   <pic:blipFill>
-                    <a:blip r:embed="rId7">
-                      <a:extLst>
-                        <a:ext uri="{28A0092B-C50C-407E-A947-70E740481C1C}">
-                          <a14:useLocalDpi xmlns:a14="http://schemas.microsoft.com/office/drawing/2010/main" val="0"/>
-                        </a:ext>
-                      </a:extLst>
-                    </a:blip>
+                    <a:blip r:embed="rId7"/>
                     <a:stretch>
                       <a:fillRect/>
                     </a:stretch>
@@ -209,7 +196,7 @@
                   <pic:spPr>
                     <a:xfrm>
                       <a:off x="0" y="0"/>
-                      <a:ext cx="4958750" cy="3514392"/>
+                      <a:ext cx="4580017" cy="3314987"/>
                     </a:xfrm>
                     <a:prstGeom prst="rect">
                       <a:avLst/>
@@ -236,7 +223,6 @@
           <w:sz w:val="24"/>
           <w:szCs w:val="28"/>
         </w:rPr>
-        <w:lastRenderedPageBreak/>
         <w:t>Fazendo teste de conexão usando Python:</w:t>
       </w:r>
     </w:p>
@@ -255,6 +241,7 @@
           <w:sz w:val="24"/>
           <w:szCs w:val="28"/>
         </w:rPr>
+        <w:lastRenderedPageBreak/>
         <w:drawing>
           <wp:inline distT="0" distB="0" distL="0" distR="0" wp14:anchorId="2865871E" wp14:editId="10C2EBCB">
             <wp:extent cx="5400040" cy="2945765"/>
